--- a/Drone Checklist Yermekov Dias.docx
+++ b/Drone Checklist Yermekov Dias.docx
@@ -76,29 +76,7 @@
                 <w:szCs w:val="21"/>
                 <w:lang w:eastAsia="en-US"/>
               </w:rPr>
-              <w:t xml:space="preserve">A checklist is a set of ideas. In testing, checklists come first. They serve as a draft for further activities. Writing and rewriting a checklist is fast and simple. Once the checklist is </w:t>
-            </w:r>
-            <w:proofErr w:type="gramStart"/>
-            <w:r>
-              <w:rPr>
-                <w:rFonts w:ascii="Calibri" w:eastAsia="Calibri" w:hAnsi="Calibri"/>
-                <w:b/>
-                <w:sz w:val="22"/>
-                <w:szCs w:val="21"/>
-                <w:lang w:eastAsia="en-US"/>
-              </w:rPr>
-              <w:t>ready and</w:t>
-            </w:r>
-            <w:proofErr w:type="gramEnd"/>
-            <w:r>
-              <w:rPr>
-                <w:rFonts w:ascii="Calibri" w:eastAsia="Calibri" w:hAnsi="Calibri"/>
-                <w:b/>
-                <w:sz w:val="22"/>
-                <w:szCs w:val="21"/>
-                <w:lang w:eastAsia="en-US"/>
-              </w:rPr>
-              <w:t xml:space="preserve"> each item may become the foundation for one or several test cases. </w:t>
+              <w:t xml:space="preserve">A checklist is a set of ideas. In testing, checklists come first. They serve as a draft for further activities. Writing and rewriting a checklist is fast and simple. Once the checklist is ready and each item may become the foundation for one or several test cases. </w:t>
             </w:r>
           </w:p>
         </w:tc>
@@ -484,15 +462,7 @@
               </w:numPr>
             </w:pPr>
             <w:r>
-              <w:t>Up to 10 km HD video transmission (</w:t>
-            </w:r>
-            <w:proofErr w:type="spellStart"/>
-            <w:r>
-              <w:t>OcuSync</w:t>
-            </w:r>
-            <w:proofErr w:type="spellEnd"/>
-            <w:r>
-              <w:t xml:space="preserve"> 2.0)</w:t>
+              <w:t>Up to 10 km HD video transmission (OcuSync 2.0)</w:t>
             </w:r>
           </w:p>
           <w:p>
@@ -546,13 +516,8 @@
                 <w:numId w:val="40"/>
               </w:numPr>
             </w:pPr>
-            <w:proofErr w:type="spellStart"/>
-            <w:r>
-              <w:t>QuickShots</w:t>
-            </w:r>
-            <w:proofErr w:type="spellEnd"/>
-            <w:r>
-              <w:t xml:space="preserve"> modes (Dronie, Helix, Rocket, Circle, Boomerang)</w:t>
+            <w:r>
+              <w:t>QuickShots modes (Dronie, Helix, Rocket, Circle, Boomerang)</w:t>
             </w:r>
           </w:p>
           <w:p>
@@ -619,16 +584,8 @@
               <w:t>Model:</w:t>
             </w:r>
             <w:r>
-              <w:t xml:space="preserve"> </w:t>
-            </w:r>
-            <w:r>
-              <w:t xml:space="preserve">DJI Mini 2 SE — a lightweight (246 g) foldable drone released in February 2023, part of DJI’s </w:t>
-            </w:r>
-            <w:proofErr w:type="gramStart"/>
-            <w:r>
-              <w:t>Mini series</w:t>
-            </w:r>
-            <w:proofErr w:type="gramEnd"/>
+              <w:t xml:space="preserve"> DJI Mini 2 SE — a lightweight (246 g) foldable drone released in February 2023, part of DJI’s Mini series</w:t>
+            </w:r>
             <w:r>
               <w:br/>
             </w:r>
@@ -769,15 +726,7 @@
               </w:numPr>
             </w:pPr>
             <w:r>
-              <w:t xml:space="preserve">Battery Type: Li-ion 2S (2250 </w:t>
-            </w:r>
-            <w:proofErr w:type="spellStart"/>
-            <w:r>
-              <w:t>mAh</w:t>
-            </w:r>
-            <w:proofErr w:type="spellEnd"/>
-            <w:r>
-              <w:t>)</w:t>
+              <w:t>Battery Type: Li-ion 2S (2250 mAh)</w:t>
             </w:r>
           </w:p>
           <w:p>
@@ -933,23 +882,13 @@
                 <w:szCs w:val="20"/>
               </w:rPr>
             </w:pPr>
-            <w:proofErr w:type="gramStart"/>
             <w:r>
               <w:rPr>
                 <w:b/>
                 <w:bCs/>
                 <w:szCs w:val="20"/>
               </w:rPr>
-              <w:t>Would</w:t>
-            </w:r>
-            <w:proofErr w:type="gramEnd"/>
-            <w:r>
-              <w:rPr>
-                <w:b/>
-                <w:bCs/>
-                <w:szCs w:val="20"/>
-              </w:rPr>
-              <w:t xml:space="preserve"> be automated?</w:t>
+              <w:t>Would be automated?</w:t>
             </w:r>
           </w:p>
         </w:tc>
@@ -1039,8 +978,11 @@
             <w:vAlign w:val="center"/>
           </w:tcPr>
           <w:p>
-            <w:r>
-              <w:t>Verify power on/off functionality</w:t>
+            <w:pPr>
+              <w:jc w:val="center"/>
+            </w:pPr>
+            <w:r>
+              <w:t>Verify drone weight &lt; 249 g</w:t>
             </w:r>
           </w:p>
         </w:tc>
@@ -1077,6 +1019,9 @@
             <w:tcW w:w="1755" w:type="dxa"/>
           </w:tcPr>
           <w:p>
+            <w:pPr>
+              <w:jc w:val="center"/>
+            </w:pPr>
             <w:r>
               <w:t>Functional</w:t>
             </w:r>
@@ -1087,8 +1032,11 @@
             <w:tcW w:w="3840" w:type="dxa"/>
           </w:tcPr>
           <w:p>
-            <w:r>
-              <w:t>Drone powers on/off without issues, LEDs and startup sound confirm readiness.</w:t>
+            <w:pPr>
+              <w:jc w:val="center"/>
+            </w:pPr>
+            <w:r>
+              <w:t>Drone weight meets requirement without exceeding 249 g.</w:t>
             </w:r>
           </w:p>
         </w:tc>
@@ -1103,8 +1051,11 @@
             <w:vAlign w:val="center"/>
           </w:tcPr>
           <w:p>
-            <w:r>
-              <w:t>Flight startup</w:t>
+            <w:pPr>
+              <w:jc w:val="center"/>
+            </w:pPr>
+            <w:r>
+              <w:t>Verify power on/off functionality</w:t>
             </w:r>
           </w:p>
         </w:tc>
@@ -1142,9 +1093,7 @@
           </w:tcPr>
           <w:p>
             <w:pPr>
-              <w:rPr>
-                <w:lang w:val="ru-RU"/>
-              </w:rPr>
+              <w:jc w:val="center"/>
             </w:pPr>
             <w:r>
               <w:t>Functional</w:t>
@@ -1156,44 +1105,11 @@
             <w:tcW w:w="3840" w:type="dxa"/>
           </w:tcPr>
           <w:p>
-            <w:r>
-              <w:t>The drone takes off, the engine and propellers are working</w:t>
-            </w:r>
-            <w:r>
-              <w:t xml:space="preserve"> </w:t>
-            </w:r>
-            <w:r>
-              <w:t>correctly</w:t>
-            </w:r>
-            <w:r>
-              <w:t>, and they do not make unnecessary noises, except for the rapid rotation.</w:t>
-            </w:r>
-            <w:r>
-              <w:t xml:space="preserve"> </w:t>
-            </w:r>
-            <w:r>
-              <w:t xml:space="preserve"> </w:t>
-            </w:r>
-            <w:r>
-              <w:t>N</w:t>
-            </w:r>
-            <w:r>
-              <w:t>o error</w:t>
-            </w:r>
-            <w:r>
-              <w:t>s</w:t>
-            </w:r>
-            <w:r>
-              <w:t xml:space="preserve"> </w:t>
-            </w:r>
-            <w:r>
-              <w:t>in</w:t>
-            </w:r>
-            <w:r>
-              <w:t xml:space="preserve"> app</w:t>
-            </w:r>
-            <w:r>
-              <w:t>.</w:t>
+            <w:pPr>
+              <w:jc w:val="center"/>
+            </w:pPr>
+            <w:r>
+              <w:t>Drone powers on/off without issues, LEDs and startup sound confirm readiness.</w:t>
             </w:r>
           </w:p>
         </w:tc>
@@ -1209,10 +1125,10 @@
           </w:tcPr>
           <w:p>
             <w:pPr>
-              <w:ind w:left="360"/>
-            </w:pPr>
-            <w:r>
-              <w:t>Landing</w:t>
+              <w:jc w:val="center"/>
+            </w:pPr>
+            <w:r>
+              <w:t>Verify takeoff</w:t>
             </w:r>
           </w:p>
         </w:tc>
@@ -1251,6 +1167,9 @@
           <w:p>
             <w:pPr>
               <w:jc w:val="center"/>
+              <w:rPr>
+                <w:lang w:val="ru-RU"/>
+              </w:rPr>
             </w:pPr>
             <w:r>
               <w:t>Functional</w:t>
@@ -1264,12 +1183,9 @@
           <w:p>
             <w:pPr>
               <w:jc w:val="center"/>
-              <w:rPr>
-                <w:lang/>
-              </w:rPr>
-            </w:pPr>
-            <w:r>
-              <w:t>Lands safely and stably with a one-touch command</w:t>
+            </w:pPr>
+            <w:r>
+              <w:t>Drone takes off correctly, propellers operate without abnormal noises, no errors in the app.</w:t>
             </w:r>
           </w:p>
         </w:tc>
@@ -1285,16 +1201,11 @@
           </w:tcPr>
           <w:p>
             <w:pPr>
-              <w:ind w:left="360"/>
-            </w:pPr>
-            <w:r>
-              <w:t xml:space="preserve">Camera </w:t>
-            </w:r>
-            <w:proofErr w:type="gramStart"/>
-            <w:r>
-              <w:t>live</w:t>
-            </w:r>
-            <w:proofErr w:type="gramEnd"/>
+              <w:jc w:val="center"/>
+            </w:pPr>
+            <w:r>
+              <w:t>Verify landing</w:t>
+            </w:r>
           </w:p>
         </w:tc>
         <w:tc>
@@ -1347,7 +1258,7 @@
               <w:jc w:val="center"/>
             </w:pPr>
             <w:r>
-              <w:t>Live video stream is visible in DJI Fly app without major lag.</w:t>
+              <w:t>Drone lands safely and stably with one-touch command.</w:t>
             </w:r>
           </w:p>
         </w:tc>
@@ -1362,8 +1273,11 @@
             <w:vAlign w:val="center"/>
           </w:tcPr>
           <w:p>
-            <w:r>
-              <w:t>Test battery charging functionality</w:t>
+            <w:pPr>
+              <w:jc w:val="center"/>
+            </w:pPr>
+            <w:r>
+              <w:t>Verify connection with DJI Fly App</w:t>
             </w:r>
           </w:p>
         </w:tc>
@@ -1391,6 +1305,152 @@
               <w:jc w:val="center"/>
             </w:pPr>
             <w:r>
+              <w:t>No</w:t>
+            </w:r>
+          </w:p>
+        </w:tc>
+        <w:tc>
+          <w:tcPr>
+            <w:tcW w:w="1755" w:type="dxa"/>
+          </w:tcPr>
+          <w:p>
+            <w:pPr>
+              <w:jc w:val="center"/>
+            </w:pPr>
+            <w:r>
+              <w:t>Functional</w:t>
+            </w:r>
+          </w:p>
+        </w:tc>
+        <w:tc>
+          <w:tcPr>
+            <w:tcW w:w="3840" w:type="dxa"/>
+          </w:tcPr>
+          <w:p>
+            <w:pPr>
+              <w:jc w:val="center"/>
+            </w:pPr>
+            <w:r>
+              <w:t>Drone successfully connects to the DJI Fly app and displays live status.</w:t>
+            </w:r>
+          </w:p>
+        </w:tc>
+      </w:tr>
+      <w:tr>
+        <w:trPr>
+          <w:trHeight w:val="468"/>
+        </w:trPr>
+        <w:tc>
+          <w:tcPr>
+            <w:tcW w:w="2880" w:type="dxa"/>
+            <w:vAlign w:val="center"/>
+          </w:tcPr>
+          <w:p>
+            <w:pPr>
+              <w:jc w:val="center"/>
+            </w:pPr>
+            <w:r>
+              <w:t>Verify camera live view</w:t>
+            </w:r>
+          </w:p>
+        </w:tc>
+        <w:tc>
+          <w:tcPr>
+            <w:tcW w:w="1230" w:type="dxa"/>
+            <w:vAlign w:val="center"/>
+          </w:tcPr>
+          <w:p>
+            <w:pPr>
+              <w:jc w:val="center"/>
+            </w:pPr>
+            <w:r>
+              <w:t>Positive</w:t>
+            </w:r>
+          </w:p>
+        </w:tc>
+        <w:tc>
+          <w:tcPr>
+            <w:tcW w:w="1095" w:type="dxa"/>
+            <w:vAlign w:val="center"/>
+          </w:tcPr>
+          <w:p>
+            <w:pPr>
+              <w:jc w:val="center"/>
+            </w:pPr>
+            <w:r>
+              <w:t>No</w:t>
+            </w:r>
+          </w:p>
+        </w:tc>
+        <w:tc>
+          <w:tcPr>
+            <w:tcW w:w="1755" w:type="dxa"/>
+          </w:tcPr>
+          <w:p>
+            <w:pPr>
+              <w:jc w:val="center"/>
+            </w:pPr>
+            <w:r>
+              <w:t>Functional</w:t>
+            </w:r>
+          </w:p>
+        </w:tc>
+        <w:tc>
+          <w:tcPr>
+            <w:tcW w:w="3840" w:type="dxa"/>
+          </w:tcPr>
+          <w:p>
+            <w:pPr>
+              <w:jc w:val="center"/>
+            </w:pPr>
+            <w:r>
+              <w:t>Live video stream visible in DJI Fly app without major lag.</w:t>
+            </w:r>
+          </w:p>
+        </w:tc>
+      </w:tr>
+      <w:tr>
+        <w:trPr>
+          <w:trHeight w:val="468"/>
+        </w:trPr>
+        <w:tc>
+          <w:tcPr>
+            <w:tcW w:w="2880" w:type="dxa"/>
+            <w:vAlign w:val="center"/>
+          </w:tcPr>
+          <w:p>
+            <w:pPr>
+              <w:jc w:val="center"/>
+            </w:pPr>
+            <w:r>
+              <w:t>Verify battery charging</w:t>
+            </w:r>
+          </w:p>
+        </w:tc>
+        <w:tc>
+          <w:tcPr>
+            <w:tcW w:w="1230" w:type="dxa"/>
+            <w:vAlign w:val="center"/>
+          </w:tcPr>
+          <w:p>
+            <w:pPr>
+              <w:jc w:val="center"/>
+            </w:pPr>
+            <w:r>
+              <w:t>Positive</w:t>
+            </w:r>
+          </w:p>
+        </w:tc>
+        <w:tc>
+          <w:tcPr>
+            <w:tcW w:w="1095" w:type="dxa"/>
+            <w:vAlign w:val="center"/>
+          </w:tcPr>
+          <w:p>
+            <w:pPr>
+              <w:jc w:val="center"/>
+            </w:pPr>
+            <w:r>
               <w:t>Yes</w:t>
             </w:r>
           </w:p>
@@ -1400,6 +1460,9 @@
             <w:tcW w:w="1755" w:type="dxa"/>
           </w:tcPr>
           <w:p>
+            <w:pPr>
+              <w:jc w:val="center"/>
+            </w:pPr>
             <w:r>
               <w:t>Functional</w:t>
             </w:r>
@@ -1410,25 +1473,17 @@
             <w:tcW w:w="3840" w:type="dxa"/>
           </w:tcPr>
           <w:p>
+            <w:pPr>
+              <w:jc w:val="center"/>
+            </w:pPr>
             <w:r>
               <w:t>Charging completes within ~2.5 h, status LED shows full charge.</w:t>
             </w:r>
             <w:r>
-              <w:t xml:space="preserve"> App shows percentage </w:t>
-            </w:r>
-            <w:proofErr w:type="gramStart"/>
-            <w:r>
-              <w:t xml:space="preserve">and </w:t>
-            </w:r>
-            <w:r>
-              <w:t xml:space="preserve"> </w:t>
-            </w:r>
-            <w:r>
-              <w:t>charging</w:t>
-            </w:r>
-            <w:proofErr w:type="gramEnd"/>
-            <w:r>
-              <w:t xml:space="preserve"> time</w:t>
+              <w:t xml:space="preserve"> App shows percentage and </w:t>
+            </w:r>
+            <w:r>
+              <w:t xml:space="preserve"> charging time</w:t>
             </w:r>
             <w:r>
               <w:t>.</w:t>
@@ -1577,21 +1632,12 @@
                 <w:bCs/>
               </w:rPr>
             </w:pPr>
-            <w:proofErr w:type="gramStart"/>
             <w:r>
               <w:rPr>
                 <w:b/>
                 <w:bCs/>
               </w:rPr>
-              <w:t>Would</w:t>
-            </w:r>
-            <w:proofErr w:type="gramEnd"/>
-            <w:r>
-              <w:rPr>
-                <w:b/>
-                <w:bCs/>
-              </w:rPr>
-              <w:t xml:space="preserve"> be automated?</w:t>
+              <w:t>Would be automated?</w:t>
             </w:r>
           </w:p>
         </w:tc>
@@ -1683,7 +1729,7 @@
               <w:spacing w:line="259" w:lineRule="auto"/>
             </w:pPr>
             <w:r>
-              <w:t xml:space="preserve">Return-to-Home </w:t>
+              <w:t>Verify maximum flight time ~31 min</w:t>
             </w:r>
           </w:p>
         </w:tc>
@@ -1699,9 +1745,6 @@
             <w:r>
               <w:t>Positive</w:t>
             </w:r>
-            <w:r>
-              <w:t>/Negative</w:t>
-            </w:r>
           </w:p>
         </w:tc>
         <w:tc>
@@ -1723,8 +1766,11 @@
             <w:tcW w:w="1824" w:type="dxa"/>
           </w:tcPr>
           <w:p>
-            <w:r>
-              <w:t>Functional</w:t>
+            <w:pPr>
+              <w:jc w:val="center"/>
+            </w:pPr>
+            <w:r>
+              <w:t>Performance</w:t>
             </w:r>
           </w:p>
         </w:tc>
@@ -1737,7 +1783,13 @@
               <w:jc w:val="center"/>
             </w:pPr>
             <w:r>
-              <w:t>Drone returns to home point accurately on command or low battery.</w:t>
+              <w:t>Drone flies up to 31 minutes in calm conditions at 17 k</w:t>
+            </w:r>
+            <w:r>
+              <w:t>m/</w:t>
+            </w:r>
+            <w:r>
+              <w:t>h.</w:t>
             </w:r>
           </w:p>
         </w:tc>
@@ -1753,7 +1805,7 @@
           </w:tcPr>
           <w:p>
             <w:r>
-              <w:t>Wind resistance check</w:t>
+              <w:t>Verify maximum hovering time ~30 min</w:t>
             </w:r>
           </w:p>
         </w:tc>
@@ -1866,7 +1918,7 @@
           </w:tcPr>
           <w:p>
             <w:r>
-              <w:t>The drone provides stable flight in winds up to 38 km/h.</w:t>
+              <w:t>Drone hovers stably up to 30 minutes.</w:t>
             </w:r>
           </w:p>
         </w:tc>
@@ -1882,7 +1934,7 @@
           </w:tcPr>
           <w:p>
             <w:r>
-              <w:t>Maximum camera transmission distance</w:t>
+              <w:t>Verify maximum transmission distance ~10 km</w:t>
             </w:r>
           </w:p>
         </w:tc>
@@ -1930,18 +1982,9 @@
           </w:tcPr>
           <w:p>
             <w:r>
-              <w:t xml:space="preserve">Stable video signal at </w:t>
-            </w:r>
-            <w:proofErr w:type="gramStart"/>
-            <w:r>
-              <w:t>a distance of up</w:t>
-            </w:r>
-            <w:proofErr w:type="gramEnd"/>
-            <w:r>
-              <w:t xml:space="preserve"> to ~10 km.</w:t>
-            </w:r>
-          </w:p>
-          <w:p/>
+              <w:t>Stable HD video transmission up to ~10 km.</w:t>
+            </w:r>
+          </w:p>
         </w:tc>
       </w:tr>
       <w:tr>
@@ -1955,7 +1998,7 @@
           </w:tcPr>
           <w:p>
             <w:r>
-              <w:t>Camera recording</w:t>
+              <w:t>Verify Return-to-Home functionality</w:t>
             </w:r>
           </w:p>
         </w:tc>
@@ -1969,7 +2012,7 @@
               <w:jc w:val="center"/>
             </w:pPr>
             <w:r>
-              <w:t>Positive</w:t>
+              <w:t>Positive/Negative</w:t>
             </w:r>
           </w:p>
         </w:tc>
@@ -2003,7 +2046,7 @@
           </w:tcPr>
           <w:p>
             <w:r>
-              <w:t>Photos and videos are saved correctly on the SD card.</w:t>
+              <w:t>Drone returns to home point accurately on command or when battery is low.</w:t>
             </w:r>
           </w:p>
         </w:tc>
@@ -2020,7 +2063,7 @@
           <w:p>
             <w:r>
               <w:lastRenderedPageBreak/>
-              <w:t>Low-battery behavior</w:t>
+              <w:t>Verify wind resistance (up to 38 km/h)</w:t>
             </w:r>
           </w:p>
         </w:tc>
@@ -2034,7 +2077,7 @@
               <w:jc w:val="center"/>
             </w:pPr>
             <w:r>
-              <w:t>Negative</w:t>
+              <w:t>Positive</w:t>
             </w:r>
           </w:p>
         </w:tc>
@@ -2058,6 +2101,199 @@
           </w:tcPr>
           <w:p>
             <w:r>
+              <w:t>Performance</w:t>
+            </w:r>
+          </w:p>
+        </w:tc>
+        <w:tc>
+          <w:tcPr>
+            <w:tcW w:w="1824" w:type="dxa"/>
+          </w:tcPr>
+          <w:p>
+            <w:r>
+              <w:t>Drone provides stable flight in winds up to 38 km/h.</w:t>
+            </w:r>
+          </w:p>
+        </w:tc>
+      </w:tr>
+      <w:tr>
+        <w:trPr>
+          <w:trHeight w:val="468"/>
+        </w:trPr>
+        <w:tc>
+          <w:tcPr>
+            <w:tcW w:w="3625" w:type="dxa"/>
+            <w:vAlign w:val="center"/>
+          </w:tcPr>
+          <w:tbl>
+            <w:tblPr>
+              <w:tblW w:w="0" w:type="auto"/>
+              <w:tblCellSpacing w:w="15" w:type="dxa"/>
+              <w:tblCellMar>
+                <w:top w:w="15" w:type="dxa"/>
+                <w:left w:w="15" w:type="dxa"/>
+                <w:bottom w:w="15" w:type="dxa"/>
+                <w:right w:w="15" w:type="dxa"/>
+              </w:tblCellMar>
+              <w:tblLook w:val="04A0" w:firstRow="1" w:lastRow="0" w:firstColumn="1" w:lastColumn="0" w:noHBand="0" w:noVBand="1"/>
+            </w:tblPr>
+            <w:tblGrid>
+              <w:gridCol w:w="3317"/>
+            </w:tblGrid>
+            <w:tr>
+              <w:trPr>
+                <w:tblCellSpacing w:w="15" w:type="dxa"/>
+              </w:trPr>
+              <w:tc>
+                <w:tcPr>
+                  <w:tcW w:w="3257" w:type="dxa"/>
+                  <w:vAlign w:val="center"/>
+                  <w:hideMark/>
+                </w:tcPr>
+                <w:p>
+                  <w:r>
+                    <w:t>Verify maximum altitude 4000 m</w:t>
+                  </w:r>
+                </w:p>
+              </w:tc>
+            </w:tr>
+          </w:tbl>
+          <w:p>
+            <w:pPr>
+              <w:rPr>
+                <w:vanish/>
+              </w:rPr>
+            </w:pPr>
+          </w:p>
+          <w:tbl>
+            <w:tblPr>
+              <w:tblW w:w="0" w:type="auto"/>
+              <w:tblCellSpacing w:w="15" w:type="dxa"/>
+              <w:tblCellMar>
+                <w:top w:w="15" w:type="dxa"/>
+                <w:left w:w="15" w:type="dxa"/>
+                <w:bottom w:w="15" w:type="dxa"/>
+                <w:right w:w="15" w:type="dxa"/>
+              </w:tblCellMar>
+              <w:tblLook w:val="04A0" w:firstRow="1" w:lastRow="0" w:firstColumn="1" w:lastColumn="0" w:noHBand="0" w:noVBand="1"/>
+            </w:tblPr>
+            <w:tblGrid>
+              <w:gridCol w:w="110"/>
+            </w:tblGrid>
+            <w:tr>
+              <w:trPr>
+                <w:tblCellSpacing w:w="15" w:type="dxa"/>
+              </w:trPr>
+              <w:tc>
+                <w:tcPr>
+                  <w:tcW w:w="36" w:type="dxa"/>
+                  <w:vAlign w:val="center"/>
+                  <w:hideMark/>
+                </w:tcPr>
+                <w:p/>
+              </w:tc>
+            </w:tr>
+          </w:tbl>
+          <w:p/>
+        </w:tc>
+        <w:tc>
+          <w:tcPr>
+            <w:tcW w:w="2051" w:type="dxa"/>
+            <w:vAlign w:val="center"/>
+          </w:tcPr>
+          <w:p>
+            <w:pPr>
+              <w:jc w:val="center"/>
+            </w:pPr>
+            <w:r>
+              <w:t>Positive</w:t>
+            </w:r>
+          </w:p>
+        </w:tc>
+        <w:tc>
+          <w:tcPr>
+            <w:tcW w:w="1999" w:type="dxa"/>
+            <w:vAlign w:val="center"/>
+          </w:tcPr>
+          <w:p>
+            <w:pPr>
+              <w:jc w:val="center"/>
+            </w:pPr>
+            <w:r>
+              <w:t>No</w:t>
+            </w:r>
+          </w:p>
+        </w:tc>
+        <w:tc>
+          <w:tcPr>
+            <w:tcW w:w="1824" w:type="dxa"/>
+          </w:tcPr>
+          <w:p>
+            <w:r>
+              <w:t>Perfomance</w:t>
+            </w:r>
+          </w:p>
+        </w:tc>
+        <w:tc>
+          <w:tcPr>
+            <w:tcW w:w="1824" w:type="dxa"/>
+          </w:tcPr>
+          <w:p>
+            <w:r>
+              <w:t>Drone cannot exceed 4000 m altitude, app shows warning if attempted.</w:t>
+            </w:r>
+          </w:p>
+        </w:tc>
+      </w:tr>
+      <w:tr>
+        <w:trPr>
+          <w:trHeight w:val="468"/>
+        </w:trPr>
+        <w:tc>
+          <w:tcPr>
+            <w:tcW w:w="3625" w:type="dxa"/>
+            <w:vAlign w:val="center"/>
+          </w:tcPr>
+          <w:p>
+            <w:r>
+              <w:t>Verify camera recording and saving</w:t>
+            </w:r>
+          </w:p>
+        </w:tc>
+        <w:tc>
+          <w:tcPr>
+            <w:tcW w:w="2051" w:type="dxa"/>
+            <w:vAlign w:val="center"/>
+          </w:tcPr>
+          <w:p>
+            <w:pPr>
+              <w:jc w:val="center"/>
+            </w:pPr>
+            <w:r>
+              <w:t>Positive</w:t>
+            </w:r>
+          </w:p>
+        </w:tc>
+        <w:tc>
+          <w:tcPr>
+            <w:tcW w:w="1999" w:type="dxa"/>
+            <w:vAlign w:val="center"/>
+          </w:tcPr>
+          <w:p>
+            <w:pPr>
+              <w:jc w:val="center"/>
+            </w:pPr>
+            <w:r>
+              <w:t>No</w:t>
+            </w:r>
+          </w:p>
+        </w:tc>
+        <w:tc>
+          <w:tcPr>
+            <w:tcW w:w="1824" w:type="dxa"/>
+          </w:tcPr>
+          <w:p>
+            <w:r>
               <w:t>Functional</w:t>
             </w:r>
           </w:p>
@@ -2068,21 +2304,74 @@
           </w:tcPr>
           <w:p>
             <w:r>
-              <w:t xml:space="preserve">The drone warns, restricts flight and ensures </w:t>
-            </w:r>
-            <w:proofErr w:type="gramStart"/>
-            <w:r>
-              <w:t>a safe</w:t>
-            </w:r>
-            <w:proofErr w:type="gramEnd"/>
-            <w:r>
-              <w:t xml:space="preserve"> landing with a battery charge of less than </w:t>
-            </w:r>
-            <w:r>
-              <w:t>&lt;</w:t>
-            </w:r>
-            <w:r>
-              <w:t>10%.</w:t>
+              <w:t>Photos and videos are recorded and saved correctly on supported SD card up to 256 GB.</w:t>
+            </w:r>
+          </w:p>
+        </w:tc>
+      </w:tr>
+      <w:tr>
+        <w:trPr>
+          <w:trHeight w:val="468"/>
+        </w:trPr>
+        <w:tc>
+          <w:tcPr>
+            <w:tcW w:w="3625" w:type="dxa"/>
+            <w:vAlign w:val="center"/>
+          </w:tcPr>
+          <w:p>
+            <w:r>
+              <w:t>Verify low-battery behavior (&lt;10%)</w:t>
+            </w:r>
+          </w:p>
+        </w:tc>
+        <w:tc>
+          <w:tcPr>
+            <w:tcW w:w="2051" w:type="dxa"/>
+            <w:vAlign w:val="center"/>
+          </w:tcPr>
+          <w:p>
+            <w:pPr>
+              <w:jc w:val="center"/>
+            </w:pPr>
+            <w:r>
+              <w:t>Negative</w:t>
+            </w:r>
+          </w:p>
+        </w:tc>
+        <w:tc>
+          <w:tcPr>
+            <w:tcW w:w="1999" w:type="dxa"/>
+            <w:vAlign w:val="center"/>
+          </w:tcPr>
+          <w:p>
+            <w:pPr>
+              <w:jc w:val="center"/>
+            </w:pPr>
+            <w:r>
+              <w:t>No</w:t>
+            </w:r>
+          </w:p>
+        </w:tc>
+        <w:tc>
+          <w:tcPr>
+            <w:tcW w:w="1824" w:type="dxa"/>
+          </w:tcPr>
+          <w:p>
+            <w:r>
+              <w:t>Functional</w:t>
+            </w:r>
+          </w:p>
+        </w:tc>
+        <w:tc>
+          <w:tcPr>
+            <w:tcW w:w="1824" w:type="dxa"/>
+          </w:tcPr>
+          <w:p>
+            <w:pPr>
+              <w:jc w:val="center"/>
+            </w:pPr>
+            <w:r>
+              <w:t>Drone issues warning, restricts flight, and ensures safe landing when battery &lt;10%.</w:t>
             </w:r>
           </w:p>
         </w:tc>
@@ -2213,21 +2502,12 @@
                 <w:bCs/>
               </w:rPr>
             </w:pPr>
-            <w:proofErr w:type="gramStart"/>
             <w:r>
               <w:rPr>
                 <w:b/>
                 <w:bCs/>
               </w:rPr>
-              <w:t>Would</w:t>
-            </w:r>
-            <w:proofErr w:type="gramEnd"/>
-            <w:r>
-              <w:rPr>
-                <w:b/>
-                <w:bCs/>
-              </w:rPr>
-              <w:t xml:space="preserve"> be automated?</w:t>
+              <w:t>Would be automated?</w:t>
             </w:r>
           </w:p>
         </w:tc>
@@ -2319,16 +2599,7 @@
               <w:spacing w:line="259" w:lineRule="auto"/>
             </w:pPr>
             <w:r>
-              <w:t>Loss of connection</w:t>
-            </w:r>
-            <w:r>
-              <w:rPr>
-                <w:lang w:val="ru-RU"/>
-              </w:rPr>
-              <w:t xml:space="preserve"> </w:t>
-            </w:r>
-            <w:r>
-              <w:t>&amp; recovery</w:t>
+              <w:t>Verify charging time (~2.5 h)</w:t>
             </w:r>
           </w:p>
         </w:tc>
@@ -2367,7 +2638,7 @@
                     <w:jc w:val="center"/>
                   </w:pPr>
                   <w:r>
-                    <w:t>Negative</w:t>
+                    <w:t>Positive</w:t>
                   </w:r>
                 </w:p>
               </w:tc>
@@ -2430,7 +2701,7 @@
               <w:jc w:val="center"/>
             </w:pPr>
             <w:r>
-              <w:t>No</w:t>
+              <w:t>Yes</w:t>
             </w:r>
           </w:p>
         </w:tc>
@@ -2515,28 +2786,7 @@
           </w:tcPr>
           <w:p>
             <w:r>
-              <w:t>The drone switches to the fail-safe mode of return</w:t>
-            </w:r>
-            <w:r>
-              <w:t>-</w:t>
-            </w:r>
-            <w:r>
-              <w:t>to-home</w:t>
-            </w:r>
-            <w:r>
-              <w:t xml:space="preserve"> and </w:t>
-            </w:r>
-            <w:r>
-              <w:t xml:space="preserve">reconnects </w:t>
-            </w:r>
-            <w:r>
-              <w:t>if</w:t>
-            </w:r>
-            <w:r>
-              <w:t xml:space="preserve"> signal is received</w:t>
-            </w:r>
-            <w:r>
-              <w:t>.</w:t>
+              <w:t>Battery charges fully within expected time frame using 18W charger.</w:t>
             </w:r>
           </w:p>
         </w:tc>
@@ -2555,13 +2805,7 @@
               <w:spacing w:line="259" w:lineRule="auto"/>
             </w:pPr>
             <w:r>
-              <w:t>Cold</w:t>
-            </w:r>
-            <w:r>
-              <w:t>-Hot</w:t>
-            </w:r>
-            <w:r>
-              <w:t xml:space="preserve"> temperature operation</w:t>
+              <w:t>Verify cold-hot temperature operation (0°C to 40°C)</w:t>
             </w:r>
           </w:p>
         </w:tc>
@@ -2683,28 +2927,347 @@
           </w:tcPr>
           <w:p>
             <w:r>
-              <w:t xml:space="preserve">Drone operates normally at </w:t>
-            </w:r>
-            <w:r>
-              <w:t>-10</w:t>
-            </w:r>
-            <w:r>
-              <w:t xml:space="preserve">°C </w:t>
-            </w:r>
-            <w:r>
-              <w:t>and 45</w:t>
-            </w:r>
-            <w:r>
-              <w:t>°C without battery drain issues</w:t>
-            </w:r>
-            <w:r>
-              <w:t>,</w:t>
-            </w:r>
-            <w:r>
-              <w:t xml:space="preserve"> </w:t>
-            </w:r>
-            <w:r>
-              <w:t>motor failure, or system shutdown.</w:t>
+              <w:t>Drone operates normally without battery drain issues, motor failure, or shutdown.</w:t>
+            </w:r>
+          </w:p>
+        </w:tc>
+      </w:tr>
+      <w:tr>
+        <w:trPr>
+          <w:trHeight w:val="468"/>
+        </w:trPr>
+        <w:tc>
+          <w:tcPr>
+            <w:tcW w:w="3625" w:type="dxa"/>
+            <w:vAlign w:val="center"/>
+          </w:tcPr>
+          <w:p>
+            <w:pPr>
+              <w:spacing w:line="259" w:lineRule="auto"/>
+            </w:pPr>
+            <w:r>
+              <w:t>Verify digital zoom (4x FHD, 3x in 2.7K)</w:t>
+            </w:r>
+          </w:p>
+        </w:tc>
+        <w:tc>
+          <w:tcPr>
+            <w:tcW w:w="2051" w:type="dxa"/>
+            <w:vAlign w:val="center"/>
+          </w:tcPr>
+          <w:p>
+            <w:pPr>
+              <w:jc w:val="center"/>
+            </w:pPr>
+            <w:r>
+              <w:t>Positive</w:t>
+            </w:r>
+          </w:p>
+        </w:tc>
+        <w:tc>
+          <w:tcPr>
+            <w:tcW w:w="1999" w:type="dxa"/>
+            <w:vAlign w:val="center"/>
+          </w:tcPr>
+          <w:p>
+            <w:pPr>
+              <w:jc w:val="center"/>
+            </w:pPr>
+            <w:r>
+              <w:t>No</w:t>
+            </w:r>
+          </w:p>
+        </w:tc>
+        <w:tc>
+          <w:tcPr>
+            <w:tcW w:w="1824" w:type="dxa"/>
+          </w:tcPr>
+          <w:p>
+            <w:r>
+              <w:t>Functional</w:t>
+            </w:r>
+          </w:p>
+        </w:tc>
+        <w:tc>
+          <w:tcPr>
+            <w:tcW w:w="1824" w:type="dxa"/>
+          </w:tcPr>
+          <w:p>
+            <w:r>
+              <w:t>Zoom works correctly according to resolution settings.</w:t>
+            </w:r>
+          </w:p>
+        </w:tc>
+      </w:tr>
+      <w:tr>
+        <w:trPr>
+          <w:trHeight w:val="468"/>
+        </w:trPr>
+        <w:tc>
+          <w:tcPr>
+            <w:tcW w:w="3625" w:type="dxa"/>
+            <w:vAlign w:val="center"/>
+          </w:tcPr>
+          <w:p>
+            <w:pPr>
+              <w:spacing w:line="259" w:lineRule="auto"/>
+            </w:pPr>
+            <w:r>
+              <w:t>Verify QuickShots modes (Dronie, Helix, Rocket, Circle, Boomerang)</w:t>
+            </w:r>
+          </w:p>
+        </w:tc>
+        <w:tc>
+          <w:tcPr>
+            <w:tcW w:w="2051" w:type="dxa"/>
+            <w:vAlign w:val="center"/>
+          </w:tcPr>
+          <w:p>
+            <w:pPr>
+              <w:jc w:val="center"/>
+            </w:pPr>
+            <w:r>
+              <w:t>Positive</w:t>
+            </w:r>
+          </w:p>
+        </w:tc>
+        <w:tc>
+          <w:tcPr>
+            <w:tcW w:w="1999" w:type="dxa"/>
+            <w:vAlign w:val="center"/>
+          </w:tcPr>
+          <w:p>
+            <w:pPr>
+              <w:jc w:val="center"/>
+            </w:pPr>
+            <w:r>
+              <w:t>No</w:t>
+            </w:r>
+          </w:p>
+        </w:tc>
+        <w:tc>
+          <w:tcPr>
+            <w:tcW w:w="1824" w:type="dxa"/>
+          </w:tcPr>
+          <w:p>
+            <w:r>
+              <w:t>Functional</w:t>
+            </w:r>
+          </w:p>
+        </w:tc>
+        <w:tc>
+          <w:tcPr>
+            <w:tcW w:w="1824" w:type="dxa"/>
+          </w:tcPr>
+          <w:p>
+            <w:r>
+              <w:t xml:space="preserve">QuickShot modes work properly, </w:t>
+            </w:r>
+            <w:r>
+              <w:lastRenderedPageBreak/>
+              <w:t>videos saved without errors.</w:t>
+            </w:r>
+          </w:p>
+        </w:tc>
+      </w:tr>
+      <w:tr>
+        <w:trPr>
+          <w:trHeight w:val="468"/>
+        </w:trPr>
+        <w:tc>
+          <w:tcPr>
+            <w:tcW w:w="3625" w:type="dxa"/>
+            <w:vAlign w:val="center"/>
+          </w:tcPr>
+          <w:p>
+            <w:pPr>
+              <w:spacing w:line="259" w:lineRule="auto"/>
+            </w:pPr>
+            <w:r>
+              <w:lastRenderedPageBreak/>
+              <w:t>Verify Panorama modes (Sphere, 180°, Wide Angle)</w:t>
+            </w:r>
+          </w:p>
+        </w:tc>
+        <w:tc>
+          <w:tcPr>
+            <w:tcW w:w="2051" w:type="dxa"/>
+            <w:vAlign w:val="center"/>
+          </w:tcPr>
+          <w:p>
+            <w:pPr>
+              <w:jc w:val="center"/>
+            </w:pPr>
+            <w:r>
+              <w:t>Positive</w:t>
+            </w:r>
+          </w:p>
+        </w:tc>
+        <w:tc>
+          <w:tcPr>
+            <w:tcW w:w="1999" w:type="dxa"/>
+            <w:vAlign w:val="center"/>
+          </w:tcPr>
+          <w:p>
+            <w:pPr>
+              <w:jc w:val="center"/>
+            </w:pPr>
+            <w:r>
+              <w:t>No</w:t>
+            </w:r>
+          </w:p>
+        </w:tc>
+        <w:tc>
+          <w:tcPr>
+            <w:tcW w:w="1824" w:type="dxa"/>
+          </w:tcPr>
+          <w:p>
+            <w:r>
+              <w:t>Functional</w:t>
+            </w:r>
+          </w:p>
+        </w:tc>
+        <w:tc>
+          <w:tcPr>
+            <w:tcW w:w="1824" w:type="dxa"/>
+          </w:tcPr>
+          <w:p>
+            <w:r>
+              <w:t>Panorama captures process and stitching complete successfully.</w:t>
+            </w:r>
+          </w:p>
+        </w:tc>
+      </w:tr>
+      <w:tr>
+        <w:trPr>
+          <w:trHeight w:val="468"/>
+        </w:trPr>
+        <w:tc>
+          <w:tcPr>
+            <w:tcW w:w="3625" w:type="dxa"/>
+            <w:vAlign w:val="center"/>
+          </w:tcPr>
+          <w:p>
+            <w:pPr>
+              <w:spacing w:line="259" w:lineRule="auto"/>
+            </w:pPr>
+            <w:r>
+              <w:t>Verify loss of connection &amp; recovery</w:t>
+            </w:r>
+          </w:p>
+        </w:tc>
+        <w:tc>
+          <w:tcPr>
+            <w:tcW w:w="2051" w:type="dxa"/>
+            <w:vAlign w:val="center"/>
+          </w:tcPr>
+          <w:p>
+            <w:pPr>
+              <w:jc w:val="center"/>
+            </w:pPr>
+            <w:r>
+              <w:t>Negative</w:t>
+            </w:r>
+          </w:p>
+        </w:tc>
+        <w:tc>
+          <w:tcPr>
+            <w:tcW w:w="1999" w:type="dxa"/>
+            <w:vAlign w:val="center"/>
+          </w:tcPr>
+          <w:p>
+            <w:pPr>
+              <w:jc w:val="center"/>
+            </w:pPr>
+            <w:r>
+              <w:t>No</w:t>
+            </w:r>
+          </w:p>
+        </w:tc>
+        <w:tc>
+          <w:tcPr>
+            <w:tcW w:w="1824" w:type="dxa"/>
+          </w:tcPr>
+          <w:p>
+            <w:r>
+              <w:t>Functional</w:t>
+            </w:r>
+          </w:p>
+        </w:tc>
+        <w:tc>
+          <w:tcPr>
+            <w:tcW w:w="1824" w:type="dxa"/>
+          </w:tcPr>
+          <w:p>
+            <w:r>
+              <w:t>Drone switches to fail-safe mode (RTH) and reconnects if signal is restored.</w:t>
+            </w:r>
+          </w:p>
+        </w:tc>
+      </w:tr>
+      <w:tr>
+        <w:trPr>
+          <w:trHeight w:val="468"/>
+        </w:trPr>
+        <w:tc>
+          <w:tcPr>
+            <w:tcW w:w="3625" w:type="dxa"/>
+            <w:vAlign w:val="center"/>
+          </w:tcPr>
+          <w:p>
+            <w:pPr>
+              <w:spacing w:line="259" w:lineRule="auto"/>
+            </w:pPr>
+            <w:r>
+              <w:t>Verify Smart Return-to-Home</w:t>
+            </w:r>
+          </w:p>
+        </w:tc>
+        <w:tc>
+          <w:tcPr>
+            <w:tcW w:w="2051" w:type="dxa"/>
+            <w:vAlign w:val="center"/>
+          </w:tcPr>
+          <w:p>
+            <w:pPr>
+              <w:jc w:val="center"/>
+            </w:pPr>
+            <w:r>
+              <w:t>Positive</w:t>
+            </w:r>
+          </w:p>
+        </w:tc>
+        <w:tc>
+          <w:tcPr>
+            <w:tcW w:w="1999" w:type="dxa"/>
+            <w:vAlign w:val="center"/>
+          </w:tcPr>
+          <w:p>
+            <w:pPr>
+              <w:jc w:val="center"/>
+            </w:pPr>
+            <w:r>
+              <w:t>No</w:t>
+            </w:r>
+          </w:p>
+        </w:tc>
+        <w:tc>
+          <w:tcPr>
+            <w:tcW w:w="1824" w:type="dxa"/>
+          </w:tcPr>
+          <w:p>
+            <w:r>
+              <w:t>Functional</w:t>
+            </w:r>
+          </w:p>
+        </w:tc>
+        <w:tc>
+          <w:tcPr>
+            <w:tcW w:w="1824" w:type="dxa"/>
+          </w:tcPr>
+          <w:p>
+            <w:r>
+              <w:t>Drone performs Smart RTH automatically when conditions are met.</w:t>
             </w:r>
           </w:p>
         </w:tc>
@@ -8883,6 +9446,15 @@
 </file>
 
 <file path=customXml/item1.xml><?xml version="1.0" encoding="utf-8"?>
+<?mso-contentType ?>
+<FormTemplates xmlns="http://schemas.microsoft.com/sharepoint/v3/contenttype/forms">
+  <Display>DocumentLibraryForm</Display>
+  <Edit>DocumentLibraryForm</Edit>
+  <New>DocumentLibraryForm</New>
+</FormTemplates>
+</file>
+
+<file path=customXml/item2.xml><?xml version="1.0" encoding="utf-8"?>
 <p:properties xmlns:p="http://schemas.microsoft.com/office/2006/metadata/properties" xmlns:xsi="http://www.w3.org/2001/XMLSchema-instance" xmlns:pc="http://schemas.microsoft.com/office/infopath/2007/PartnerControls">
   <documentManagement>
     <TaxCatchAll xmlns="55af1afe-24e9-4d9e-8b54-53f2032f41af" xsi:nil="true"/>
@@ -8893,16 +9465,11 @@
 </p:properties>
 </file>
 
-<file path=customXml/item2.xml><?xml version="1.0" encoding="utf-8"?>
-<?mso-contentType ?>
-<FormTemplates xmlns="http://schemas.microsoft.com/sharepoint/v3/contenttype/forms">
-  <Display>DocumentLibraryForm</Display>
-  <Edit>DocumentLibraryForm</Edit>
-  <New>DocumentLibraryForm</New>
-</FormTemplates>
+<file path=customXml/item3.xml><?xml version="1.0" encoding="utf-8"?>
+<b:Sources xmlns:b="http://schemas.openxmlformats.org/officeDocument/2006/bibliography" xmlns="http://schemas.openxmlformats.org/officeDocument/2006/bibliography" SelectedStyle="\APA.XSL" StyleName="APA"/>
 </file>
 
-<file path=customXml/item3.xml><?xml version="1.0" encoding="utf-8"?>
+<file path=customXml/item4.xml><?xml version="1.0" encoding="utf-8"?>
 <ct:contentTypeSchema xmlns:ct="http://schemas.microsoft.com/office/2006/metadata/contentType" xmlns:ma="http://schemas.microsoft.com/office/2006/metadata/properties/metaAttributes" ct:_="" ma:_="" ma:contentTypeName="Document" ma:contentTypeID="0x0101002F54897E54BA54408664CA011F7489F6" ma:contentTypeVersion="17" ma:contentTypeDescription="Create a new document." ma:contentTypeScope="" ma:versionID="3c021417fcd9980f5ac7ae3ca42efd00">
   <xsd:schema xmlns:xsd="http://www.w3.org/2001/XMLSchema" xmlns:xs="http://www.w3.org/2001/XMLSchema" xmlns:p="http://schemas.microsoft.com/office/2006/metadata/properties" xmlns:ns2="59158387-0b2d-4d97-a983-e5561f7f08d0" xmlns:ns3="55af1afe-24e9-4d9e-8b54-53f2032f41af" targetNamespace="http://schemas.microsoft.com/office/2006/metadata/properties" ma:root="true" ma:fieldsID="51dbe10ca8ad02d53201787cf6517a7d" ns2:_="" ns3:_="">
     <xsd:import namespace="59158387-0b2d-4d97-a983-e5561f7f08d0"/>
@@ -9151,11 +9718,15 @@
 </ct:contentTypeSchema>
 </file>
 
-<file path=customXml/item4.xml><?xml version="1.0" encoding="utf-8"?>
-<b:Sources xmlns:b="http://schemas.openxmlformats.org/officeDocument/2006/bibliography" xmlns="http://schemas.openxmlformats.org/officeDocument/2006/bibliography" SelectedStyle="\APA.XSL" StyleName="APA"/>
+<file path=customXml/itemProps1.xml><?xml version="1.0" encoding="utf-8"?>
+<ds:datastoreItem xmlns:ds="http://schemas.openxmlformats.org/officeDocument/2006/customXml" ds:itemID="{1ABA52DC-B556-4BA7-AF9D-9FC1AEBDB45C}">
+  <ds:schemaRefs>
+    <ds:schemaRef ds:uri="http://schemas.microsoft.com/sharepoint/v3/contenttype/forms"/>
+  </ds:schemaRefs>
+</ds:datastoreItem>
 </file>
 
-<file path=customXml/itemProps1.xml><?xml version="1.0" encoding="utf-8"?>
+<file path=customXml/itemProps2.xml><?xml version="1.0" encoding="utf-8"?>
 <ds:datastoreItem xmlns:ds="http://schemas.openxmlformats.org/officeDocument/2006/customXml" ds:itemID="{F0A9E14A-F7FA-40DF-94AD-EB0DFBB80637}">
   <ds:schemaRefs>
     <ds:schemaRef ds:uri="http://schemas.microsoft.com/office/2006/metadata/properties"/>
@@ -9166,15 +9737,15 @@
 </ds:datastoreItem>
 </file>
 
-<file path=customXml/itemProps2.xml><?xml version="1.0" encoding="utf-8"?>
-<ds:datastoreItem xmlns:ds="http://schemas.openxmlformats.org/officeDocument/2006/customXml" ds:itemID="{1ABA52DC-B556-4BA7-AF9D-9FC1AEBDB45C}">
+<file path=customXml/itemProps3.xml><?xml version="1.0" encoding="utf-8"?>
+<ds:datastoreItem xmlns:ds="http://schemas.openxmlformats.org/officeDocument/2006/customXml" ds:itemID="{15A76835-D81F-40B6-8E78-44CB9C07D2DC}">
   <ds:schemaRefs>
-    <ds:schemaRef ds:uri="http://schemas.microsoft.com/sharepoint/v3/contenttype/forms"/>
+    <ds:schemaRef ds:uri="http://schemas.openxmlformats.org/officeDocument/2006/bibliography"/>
   </ds:schemaRefs>
 </ds:datastoreItem>
 </file>
 
-<file path=customXml/itemProps3.xml><?xml version="1.0" encoding="utf-8"?>
+<file path=customXml/itemProps4.xml><?xml version="1.0" encoding="utf-8"?>
 <ds:datastoreItem xmlns:ds="http://schemas.openxmlformats.org/officeDocument/2006/customXml" ds:itemID="{C5A1DBED-F7E0-43E4-BA0E-A3802EE7E90C}">
   <ds:schemaRefs>
     <ds:schemaRef ds:uri="http://schemas.microsoft.com/office/2006/metadata/contentType"/>
@@ -9191,12 +9762,4 @@
     <ds:schemaRef ds:uri="http://schemas.microsoft.com/internal/obd"/>
   </ds:schemaRefs>
 </ds:datastoreItem>
-</file>
-
-<file path=customXml/itemProps4.xml><?xml version="1.0" encoding="utf-8"?>
-<ds:datastoreItem xmlns:ds="http://schemas.openxmlformats.org/officeDocument/2006/customXml" ds:itemID="{15A76835-D81F-40B6-8E78-44CB9C07D2DC}">
-  <ds:schemaRefs>
-    <ds:schemaRef ds:uri="http://schemas.openxmlformats.org/officeDocument/2006/bibliography"/>
-  </ds:schemaRefs>
-</ds:datastoreItem>
 </file>